--- a/data/cover_letter_template.docx
+++ b/data/cover_letter_template.docx
@@ -24,7 +24,7 @@
     </w:p>
     <w:p>
       <w:r>
-        <w:t>What draws me most to {{TARGET_ORGANIZATION}} is the opportunity to combine strategic {{DOMAIN_CAPABILITIES}} leadership with meaningful institutional impact. I am particularly excited by the role's emphasis on {{AREAS_OF_EMPHASIS}}, {{DELIVERY_PRACTICES}}, {{LEADERSHIP_CAPABILITIES}}, and {{SOLUTION_OR_CAPABILITY}}. My experience leading technical initiatives while balancing {{DOMAIN_CAPABILITIES}} and organizational priorities has prepared me to contribute effectively to {{TARGET_ORGANIZATION}}'s mission.</w:t>
+        <w:t>What draws me most to {{TARGET_ORGANIZATION}} is {{ORGANIZATION_CONTEXT}} and the opportunity to combine strategic {{DOMAIN_CAPABILITIES}} leadership with meaningful institutional impact. I am especially drawn to the role's focus on {{ROLE_FOCUS}}, and excited by its emphasis on {{AREAS_OF_EMPHASIS}}, {{DELIVERY_PRACTICES}}, {{LEADERSHIP_CAPABILITIES}}, and {{SOLUTION_OR_CAPABILITY}}. My experience leading technical initiatives while balancing {{DOMAIN_CAPABILITIES}} and organizational priorities has prepared me to contribute effectively to {{TARGET_ORGANIZATION}}'s mission.</w:t>
       </w:r>
     </w:p>
     <w:p>
